--- a/Streamlining IT Procurement - Project (Phase-wise)/Streamlining IT Procurement - Project/7. Project Demonstration/Project Links.docx
+++ b/Streamlining IT Procurement - Project (Phase-wise)/Streamlining IT Procurement - Project/7. Project Demonstration/Project Links.docx
@@ -260,6 +260,445 @@
         </w:tc>
       </w:tr>
     </w:tbl>
+    <w:p>
+      <w:pPr>
+        <w:spacing w:after="120" w:before="240"/>
+      </w:pPr>
+      <w:r>
+        <w:rPr>
+          <w:rFonts w:ascii="Calibri" w:cs="Calibri" w:eastAsia="Calibri" w:hAnsi="Calibri"/>
+          <w:b/>
+          <w:bCs/>
+          <w:color w:val="1F2A5C"/>
+          <w:sz w:val="26"/>
+          <w:szCs w:val="26"/>
+        </w:rPr>
+        <w:t xml:space="preserve">Team Details (Team ID: SWTID-2026-5416, Team Size: 5)</w:t>
+      </w:r>
+    </w:p>
+    <w:tbl>
+      <w:tblPr>
+        <w:tblW w:type="dxa" w:w="9746"/>
+        <w:tblBorders>
+          <w:top w:val="single" w:color="auto" w:sz="4"/>
+          <w:left w:val="single" w:color="auto" w:sz="4"/>
+          <w:bottom w:val="single" w:color="auto" w:sz="4"/>
+          <w:right w:val="single" w:color="auto" w:sz="4"/>
+          <w:insideH w:val="single" w:color="auto" w:sz="4"/>
+          <w:insideV w:val="single" w:color="auto" w:sz="4"/>
+        </w:tblBorders>
+      </w:tblPr>
+      <w:tblGrid>
+        <w:gridCol w:w="3000"/>
+        <w:gridCol w:w="6746"/>
+      </w:tblGrid>
+      <w:tr>
+        <w:trPr>
+          <w:tblHeader/>
+        </w:trPr>
+        <w:tc>
+          <w:tcPr>
+            <w:tcW w:type="dxa" w:w="3000"/>
+            <w:tcBorders>
+              <w:top w:val="single" w:color="999999" w:sz="4"/>
+              <w:left w:val="single" w:color="999999" w:sz="4"/>
+              <w:bottom w:val="single" w:color="999999" w:sz="4"/>
+              <w:right w:val="single" w:color="999999" w:sz="4"/>
+            </w:tcBorders>
+            <w:shd w:fill="DCE3F5" w:color="auto" w:val="clear"/>
+            <w:tcMar>
+              <w:top w:type="dxa" w:w="60"/>
+              <w:left w:type="dxa" w:w="100"/>
+              <w:bottom w:type="dxa" w:w="60"/>
+              <w:right w:type="dxa" w:w="100"/>
+            </w:tcMar>
+          </w:tcPr>
+          <w:p>
+            <w:pPr>
+              <w:spacing w:after="40"/>
+            </w:pPr>
+            <w:r>
+              <w:rPr>
+                <w:rFonts w:ascii="Calibri" w:cs="Calibri" w:eastAsia="Calibri" w:hAnsi="Calibri"/>
+                <w:b/>
+                <w:bCs/>
+                <w:sz w:val="20"/>
+                <w:szCs w:val="20"/>
+              </w:rPr>
+              <w:t xml:space="preserve">Role</w:t>
+            </w:r>
+          </w:p>
+        </w:tc>
+        <w:tc>
+          <w:tcPr>
+            <w:tcW w:type="dxa" w:w="6746"/>
+            <w:tcBorders>
+              <w:top w:val="single" w:color="999999" w:sz="4"/>
+              <w:left w:val="single" w:color="999999" w:sz="4"/>
+              <w:bottom w:val="single" w:color="999999" w:sz="4"/>
+              <w:right w:val="single" w:color="999999" w:sz="4"/>
+            </w:tcBorders>
+            <w:shd w:fill="DCE3F5" w:color="auto" w:val="clear"/>
+            <w:tcMar>
+              <w:top w:type="dxa" w:w="60"/>
+              <w:left w:type="dxa" w:w="100"/>
+              <w:bottom w:type="dxa" w:w="60"/>
+              <w:right w:type="dxa" w:w="100"/>
+            </w:tcMar>
+          </w:tcPr>
+          <w:p>
+            <w:pPr>
+              <w:spacing w:after="40"/>
+            </w:pPr>
+            <w:r>
+              <w:rPr>
+                <w:rFonts w:ascii="Calibri" w:cs="Calibri" w:eastAsia="Calibri" w:hAnsi="Calibri"/>
+                <w:b/>
+                <w:bCs/>
+                <w:sz w:val="20"/>
+                <w:szCs w:val="20"/>
+              </w:rPr>
+              <w:t xml:space="preserve">Name</w:t>
+            </w:r>
+          </w:p>
+        </w:tc>
+      </w:tr>
+      <w:tr>
+        <w:tc>
+          <w:tcPr>
+            <w:tcW w:type="dxa" w:w="3000"/>
+            <w:tcBorders>
+              <w:top w:val="single" w:color="999999" w:sz="4"/>
+              <w:left w:val="single" w:color="999999" w:sz="4"/>
+              <w:bottom w:val="single" w:color="999999" w:sz="4"/>
+              <w:right w:val="single" w:color="999999" w:sz="4"/>
+            </w:tcBorders>
+            <w:tcMar>
+              <w:top w:type="dxa" w:w="60"/>
+              <w:left w:type="dxa" w:w="100"/>
+              <w:bottom w:type="dxa" w:w="60"/>
+              <w:right w:type="dxa" w:w="100"/>
+            </w:tcMar>
+          </w:tcPr>
+          <w:p>
+            <w:pPr>
+              <w:spacing w:after="40"/>
+            </w:pPr>
+            <w:r>
+              <w:rPr>
+                <w:rFonts w:ascii="Calibri" w:cs="Calibri" w:eastAsia="Calibri" w:hAnsi="Calibri"/>
+                <w:b w:val="false"/>
+                <w:bCs w:val="false"/>
+                <w:sz w:val="20"/>
+                <w:szCs w:val="20"/>
+              </w:rPr>
+              <w:t xml:space="preserve">Team Leader</w:t>
+            </w:r>
+          </w:p>
+        </w:tc>
+        <w:tc>
+          <w:tcPr>
+            <w:tcW w:type="dxa" w:w="6746"/>
+            <w:tcBorders>
+              <w:top w:val="single" w:color="999999" w:sz="4"/>
+              <w:left w:val="single" w:color="999999" w:sz="4"/>
+              <w:bottom w:val="single" w:color="999999" w:sz="4"/>
+              <w:right w:val="single" w:color="999999" w:sz="4"/>
+            </w:tcBorders>
+            <w:tcMar>
+              <w:top w:type="dxa" w:w="60"/>
+              <w:left w:type="dxa" w:w="100"/>
+              <w:bottom w:type="dxa" w:w="60"/>
+              <w:right w:type="dxa" w:w="100"/>
+            </w:tcMar>
+          </w:tcPr>
+          <w:p>
+            <w:pPr>
+              <w:spacing w:after="40"/>
+            </w:pPr>
+            <w:r>
+              <w:rPr>
+                <w:rFonts w:ascii="Calibri" w:cs="Calibri" w:eastAsia="Calibri" w:hAnsi="Calibri"/>
+                <w:b w:val="false"/>
+                <w:bCs w:val="false"/>
+                <w:sz w:val="20"/>
+                <w:szCs w:val="20"/>
+              </w:rPr>
+              <w:t xml:space="preserve">Dineshkumar K</w:t>
+            </w:r>
+          </w:p>
+        </w:tc>
+      </w:tr>
+      <w:tr>
+        <w:tc>
+          <w:tcPr>
+            <w:tcW w:type="dxa" w:w="3000"/>
+            <w:tcBorders>
+              <w:top w:val="single" w:color="999999" w:sz="4"/>
+              <w:left w:val="single" w:color="999999" w:sz="4"/>
+              <w:bottom w:val="single" w:color="999999" w:sz="4"/>
+              <w:right w:val="single" w:color="999999" w:sz="4"/>
+            </w:tcBorders>
+            <w:tcMar>
+              <w:top w:type="dxa" w:w="60"/>
+              <w:left w:type="dxa" w:w="100"/>
+              <w:bottom w:type="dxa" w:w="60"/>
+              <w:right w:type="dxa" w:w="100"/>
+            </w:tcMar>
+          </w:tcPr>
+          <w:p>
+            <w:pPr>
+              <w:spacing w:after="40"/>
+            </w:pPr>
+            <w:r>
+              <w:rPr>
+                <w:rFonts w:ascii="Calibri" w:cs="Calibri" w:eastAsia="Calibri" w:hAnsi="Calibri"/>
+                <w:b w:val="false"/>
+                <w:bCs w:val="false"/>
+                <w:sz w:val="20"/>
+                <w:szCs w:val="20"/>
+              </w:rPr>
+              <w:t xml:space="preserve">Team Member</w:t>
+            </w:r>
+          </w:p>
+        </w:tc>
+        <w:tc>
+          <w:tcPr>
+            <w:tcW w:type="dxa" w:w="6746"/>
+            <w:tcBorders>
+              <w:top w:val="single" w:color="999999" w:sz="4"/>
+              <w:left w:val="single" w:color="999999" w:sz="4"/>
+              <w:bottom w:val="single" w:color="999999" w:sz="4"/>
+              <w:right w:val="single" w:color="999999" w:sz="4"/>
+            </w:tcBorders>
+            <w:tcMar>
+              <w:top w:type="dxa" w:w="60"/>
+              <w:left w:type="dxa" w:w="100"/>
+              <w:bottom w:type="dxa" w:w="60"/>
+              <w:right w:type="dxa" w:w="100"/>
+            </w:tcMar>
+          </w:tcPr>
+          <w:p>
+            <w:pPr>
+              <w:spacing w:after="40"/>
+            </w:pPr>
+            <w:r>
+              <w:rPr>
+                <w:rFonts w:ascii="Calibri" w:cs="Calibri" w:eastAsia="Calibri" w:hAnsi="Calibri"/>
+                <w:b w:val="false"/>
+                <w:bCs w:val="false"/>
+                <w:sz w:val="20"/>
+                <w:szCs w:val="20"/>
+              </w:rPr>
+              <w:t xml:space="preserve">Elavarasan S</w:t>
+            </w:r>
+          </w:p>
+        </w:tc>
+      </w:tr>
+      <w:tr>
+        <w:tc>
+          <w:tcPr>
+            <w:tcW w:type="dxa" w:w="3000"/>
+            <w:tcBorders>
+              <w:top w:val="single" w:color="999999" w:sz="4"/>
+              <w:left w:val="single" w:color="999999" w:sz="4"/>
+              <w:bottom w:val="single" w:color="999999" w:sz="4"/>
+              <w:right w:val="single" w:color="999999" w:sz="4"/>
+            </w:tcBorders>
+            <w:tcMar>
+              <w:top w:type="dxa" w:w="60"/>
+              <w:left w:type="dxa" w:w="100"/>
+              <w:bottom w:type="dxa" w:w="60"/>
+              <w:right w:type="dxa" w:w="100"/>
+            </w:tcMar>
+          </w:tcPr>
+          <w:p>
+            <w:pPr>
+              <w:spacing w:after="40"/>
+            </w:pPr>
+            <w:r>
+              <w:rPr>
+                <w:rFonts w:ascii="Calibri" w:cs="Calibri" w:eastAsia="Calibri" w:hAnsi="Calibri"/>
+                <w:b w:val="false"/>
+                <w:bCs w:val="false"/>
+                <w:sz w:val="20"/>
+                <w:szCs w:val="20"/>
+              </w:rPr>
+              <w:t xml:space="preserve">Team Member</w:t>
+            </w:r>
+          </w:p>
+        </w:tc>
+        <w:tc>
+          <w:tcPr>
+            <w:tcW w:type="dxa" w:w="6746"/>
+            <w:tcBorders>
+              <w:top w:val="single" w:color="999999" w:sz="4"/>
+              <w:left w:val="single" w:color="999999" w:sz="4"/>
+              <w:bottom w:val="single" w:color="999999" w:sz="4"/>
+              <w:right w:val="single" w:color="999999" w:sz="4"/>
+            </w:tcBorders>
+            <w:tcMar>
+              <w:top w:type="dxa" w:w="60"/>
+              <w:left w:type="dxa" w:w="100"/>
+              <w:bottom w:type="dxa" w:w="60"/>
+              <w:right w:type="dxa" w:w="100"/>
+            </w:tcMar>
+          </w:tcPr>
+          <w:p>
+            <w:pPr>
+              <w:spacing w:after="40"/>
+            </w:pPr>
+            <w:r>
+              <w:rPr>
+                <w:rFonts w:ascii="Calibri" w:cs="Calibri" w:eastAsia="Calibri" w:hAnsi="Calibri"/>
+                <w:b w:val="false"/>
+                <w:bCs w:val="false"/>
+                <w:sz w:val="20"/>
+                <w:szCs w:val="20"/>
+              </w:rPr>
+              <w:t xml:space="preserve">Gokul N</w:t>
+            </w:r>
+          </w:p>
+        </w:tc>
+      </w:tr>
+      <w:tr>
+        <w:tc>
+          <w:tcPr>
+            <w:tcW w:type="dxa" w:w="3000"/>
+            <w:tcBorders>
+              <w:top w:val="single" w:color="999999" w:sz="4"/>
+              <w:left w:val="single" w:color="999999" w:sz="4"/>
+              <w:bottom w:val="single" w:color="999999" w:sz="4"/>
+              <w:right w:val="single" w:color="999999" w:sz="4"/>
+            </w:tcBorders>
+            <w:tcMar>
+              <w:top w:type="dxa" w:w="60"/>
+              <w:left w:type="dxa" w:w="100"/>
+              <w:bottom w:type="dxa" w:w="60"/>
+              <w:right w:type="dxa" w:w="100"/>
+            </w:tcMar>
+          </w:tcPr>
+          <w:p>
+            <w:pPr>
+              <w:spacing w:after="40"/>
+            </w:pPr>
+            <w:r>
+              <w:rPr>
+                <w:rFonts w:ascii="Calibri" w:cs="Calibri" w:eastAsia="Calibri" w:hAnsi="Calibri"/>
+                <w:b w:val="false"/>
+                <w:bCs w:val="false"/>
+                <w:sz w:val="20"/>
+                <w:szCs w:val="20"/>
+              </w:rPr>
+              <w:t xml:space="preserve">Team Member</w:t>
+            </w:r>
+          </w:p>
+        </w:tc>
+        <w:tc>
+          <w:tcPr>
+            <w:tcW w:type="dxa" w:w="6746"/>
+            <w:tcBorders>
+              <w:top w:val="single" w:color="999999" w:sz="4"/>
+              <w:left w:val="single" w:color="999999" w:sz="4"/>
+              <w:bottom w:val="single" w:color="999999" w:sz="4"/>
+              <w:right w:val="single" w:color="999999" w:sz="4"/>
+            </w:tcBorders>
+            <w:tcMar>
+              <w:top w:type="dxa" w:w="60"/>
+              <w:left w:type="dxa" w:w="100"/>
+              <w:bottom w:type="dxa" w:w="60"/>
+              <w:right w:type="dxa" w:w="100"/>
+            </w:tcMar>
+          </w:tcPr>
+          <w:p>
+            <w:pPr>
+              <w:spacing w:after="40"/>
+            </w:pPr>
+            <w:r>
+              <w:rPr>
+                <w:rFonts w:ascii="Calibri" w:cs="Calibri" w:eastAsia="Calibri" w:hAnsi="Calibri"/>
+                <w:b w:val="false"/>
+                <w:bCs w:val="false"/>
+                <w:sz w:val="20"/>
+                <w:szCs w:val="20"/>
+              </w:rPr>
+              <w:t xml:space="preserve">Hariprasath M</w:t>
+            </w:r>
+          </w:p>
+        </w:tc>
+      </w:tr>
+      <w:tr>
+        <w:tc>
+          <w:tcPr>
+            <w:tcW w:type="dxa" w:w="3000"/>
+            <w:tcBorders>
+              <w:top w:val="single" w:color="999999" w:sz="4"/>
+              <w:left w:val="single" w:color="999999" w:sz="4"/>
+              <w:bottom w:val="single" w:color="999999" w:sz="4"/>
+              <w:right w:val="single" w:color="999999" w:sz="4"/>
+            </w:tcBorders>
+            <w:tcMar>
+              <w:top w:type="dxa" w:w="60"/>
+              <w:left w:type="dxa" w:w="100"/>
+              <w:bottom w:type="dxa" w:w="60"/>
+              <w:right w:type="dxa" w:w="100"/>
+            </w:tcMar>
+          </w:tcPr>
+          <w:p>
+            <w:pPr>
+              <w:spacing w:after="40"/>
+            </w:pPr>
+            <w:r>
+              <w:rPr>
+                <w:rFonts w:ascii="Calibri" w:cs="Calibri" w:eastAsia="Calibri" w:hAnsi="Calibri"/>
+                <w:b w:val="false"/>
+                <w:bCs w:val="false"/>
+                <w:sz w:val="20"/>
+                <w:szCs w:val="20"/>
+              </w:rPr>
+              <w:t xml:space="preserve">Team Member</w:t>
+            </w:r>
+          </w:p>
+        </w:tc>
+        <w:tc>
+          <w:tcPr>
+            <w:tcW w:type="dxa" w:w="6746"/>
+            <w:tcBorders>
+              <w:top w:val="single" w:color="999999" w:sz="4"/>
+              <w:left w:val="single" w:color="999999" w:sz="4"/>
+              <w:bottom w:val="single" w:color="999999" w:sz="4"/>
+              <w:right w:val="single" w:color="999999" w:sz="4"/>
+            </w:tcBorders>
+            <w:tcMar>
+              <w:top w:type="dxa" w:w="60"/>
+              <w:left w:type="dxa" w:w="100"/>
+              <w:bottom w:type="dxa" w:w="60"/>
+              <w:right w:type="dxa" w:w="100"/>
+            </w:tcMar>
+          </w:tcPr>
+          <w:p>
+            <w:pPr>
+              <w:spacing w:after="40"/>
+            </w:pPr>
+            <w:r>
+              <w:rPr>
+                <w:rFonts w:ascii="Calibri" w:cs="Calibri" w:eastAsia="Calibri" w:hAnsi="Calibri"/>
+                <w:b w:val="false"/>
+                <w:bCs w:val="false"/>
+                <w:sz w:val="20"/>
+                <w:szCs w:val="20"/>
+              </w:rPr>
+              <w:t xml:space="preserve">Janardhan S</w:t>
+            </w:r>
+          </w:p>
+        </w:tc>
+      </w:tr>
+    </w:tbl>
+    <w:p>
+      <w:pPr>
+        <w:spacing w:after="120"/>
+      </w:pPr>
+    </w:p>
     <w:p>
       <w:pPr>
         <w:spacing w:after="120" w:before="240"/>
